--- a/contenus/trames/ENT-3.2-boost-sous-contrainte-trame-eleve.docx
+++ b/contenus/trames/ENT-3.2-boost-sous-contrainte-trame-eleve.docx
@@ -12,7 +12,7 @@
       <w:r>
         <w:drawing>
           <wp:inline xmlns:a="http://schemas.openxmlformats.org/drawingml/2006/main" xmlns:pic="http://schemas.openxmlformats.org/drawingml/2006/picture">
-            <wp:extent cx="413999" cy="413999"/>
+            <wp:extent cx="1861364" cy="468000"/>
             <wp:docPr id="1" name="Picture 1"/>
             <wp:cNvGraphicFramePr>
               <a:graphicFrameLocks noChangeAspect="1"/>
@@ -21,7 +21,7 @@
               <a:graphicData uri="http://schemas.openxmlformats.org/drawingml/2006/picture">
                 <pic:pic>
                   <pic:nvPicPr>
-                    <pic:cNvPr id="0" name="logo.png"/>
+                    <pic:cNvPr id="0" name="simulog.png"/>
                     <pic:cNvPicPr/>
                   </pic:nvPicPr>
                   <pic:blipFill>
@@ -33,7 +33,7 @@
                   <pic:spPr>
                     <a:xfrm>
                       <a:off x="0" y="0"/>
-                      <a:ext cx="413999" cy="413999"/>
+                      <a:ext cx="1861364" cy="468000"/>
                     </a:xfrm>
                     <a:prstGeom prst="rect"/>
                   </pic:spPr>
@@ -42,14 +42,6 @@
             </a:graphic>
           </wp:inline>
         </w:drawing>
-      </w:r>
-      <w:r>
-        <w:rPr>
-          <w:b/>
-          <w:color w:val="111111"/>
-          <w:sz w:val="40"/>
-        </w:rPr>
-        <w:t xml:space="preserve">  Simulog</w:t>
       </w:r>
       <w:r>
         <w:tab/>
